--- a/fuentes/CFA2_13350039_DU.docx
+++ b/fuentes/CFA2_13350039_DU.docx
@@ -2430,13 +2430,91 @@
       <w:pPr>
         <w:ind w:firstLine="0"/>
         <w:jc w:val="center"/>
-      </w:pPr>
-      <w:r>
-        <w:rPr>
-          <w:b/>
-        </w:rPr>
-        <w:t>Enlace de reproducción del video</w:t>
-      </w:r>
+        <w:rPr>
+          <w:lang w:eastAsia="es-CO"/>
+        </w:rPr>
+      </w:pPr>
+      <w:r>
+        <w:rPr>
+          <w:noProof/>
+          <w:lang w:eastAsia="es-CO"/>
+        </w:rPr>
+        <w:drawing>
+          <wp:inline distT="0" distB="0" distL="0" distR="0" wp14:anchorId="7C3D6AB3" wp14:editId="0E8D3CEA">
+            <wp:extent cx="4680000" cy="2631600"/>
+            <wp:effectExtent l="0" t="0" r="6350" b="0"/>
+            <wp:docPr id="3" name="Imagen 3">
+              <a:extLst xmlns:a="http://schemas.openxmlformats.org/drawingml/2006/main">
+                <a:ext uri="{C183D7F6-B498-43B3-948B-1728B52AA6E4}">
+                  <adec:decorative xmlns:adec="http://schemas.microsoft.com/office/drawing/2017/decorative" val="1"/>
+                </a:ext>
+              </a:extLst>
+            </wp:docPr>
+            <wp:cNvGraphicFramePr>
+              <a:graphicFrameLocks xmlns:a="http://schemas.openxmlformats.org/drawingml/2006/main" noChangeAspect="1"/>
+            </wp:cNvGraphicFramePr>
+            <a:graphic xmlns:a="http://schemas.openxmlformats.org/drawingml/2006/main">
+              <a:graphicData uri="http://schemas.openxmlformats.org/drawingml/2006/picture">
+                <pic:pic xmlns:pic="http://schemas.openxmlformats.org/drawingml/2006/picture">
+                  <pic:nvPicPr>
+                    <pic:cNvPr id="3" name="Imagen 3">
+                      <a:extLst>
+                        <a:ext uri="{C183D7F6-B498-43B3-948B-1728B52AA6E4}">
+                          <adec:decorative xmlns:adec="http://schemas.microsoft.com/office/drawing/2017/decorative" val="1"/>
+                        </a:ext>
+                      </a:extLst>
+                    </pic:cNvPr>
+                    <pic:cNvPicPr>
+                      <a:picLocks noChangeAspect="1" noChangeArrowheads="1"/>
+                    </pic:cNvPicPr>
+                  </pic:nvPicPr>
+                  <pic:blipFill>
+                    <a:blip r:embed="rId12" cstate="print">
+                      <a:extLst>
+                        <a:ext uri="{28A0092B-C50C-407E-A947-70E740481C1C}">
+                          <a14:useLocalDpi xmlns:a14="http://schemas.microsoft.com/office/drawing/2010/main" val="0"/>
+                        </a:ext>
+                      </a:extLst>
+                    </a:blip>
+                    <a:srcRect/>
+                    <a:stretch>
+                      <a:fillRect/>
+                    </a:stretch>
+                  </pic:blipFill>
+                  <pic:spPr bwMode="auto">
+                    <a:xfrm>
+                      <a:off x="0" y="0"/>
+                      <a:ext cx="4680000" cy="2631600"/>
+                    </a:xfrm>
+                    <a:prstGeom prst="rect">
+                      <a:avLst/>
+                    </a:prstGeom>
+                    <a:noFill/>
+                    <a:ln>
+                      <a:noFill/>
+                    </a:ln>
+                  </pic:spPr>
+                </pic:pic>
+              </a:graphicData>
+            </a:graphic>
+          </wp:inline>
+        </w:drawing>
+      </w:r>
+    </w:p>
+    <w:p>
+      <w:pPr>
+        <w:ind w:firstLine="0"/>
+        <w:jc w:val="center"/>
+      </w:pPr>
+      <w:hyperlink r:id="rId13" w:history="1">
+        <w:r>
+          <w:rPr>
+            <w:rStyle w:val="Hipervnculo"/>
+            <w:b/>
+          </w:rPr>
+          <w:t>Enlace de reproducción del video</w:t>
+        </w:r>
+      </w:hyperlink>
     </w:p>
     <w:tbl>
       <w:tblPr>
@@ -2486,7 +2564,11 @@
           </w:p>
           <w:p>
             <w:r>
-              <w:t>En este componente formativo se desarrollan las competencias para calcular, liquidar y registrar correctamente los aportes al Sistema de Seguridad Social Integral mediante la Planilla Integrada de Liquidación de Aportes (PILA), con base en la normativa colombiana vigente.</w:t>
+              <w:t xml:space="preserve">En este componente formativo se desarrollan las competencias para calcular, liquidar y registrar correctamente los aportes al Sistema de Seguridad Social Integral </w:t>
+            </w:r>
+            <w:r>
+              <w:lastRenderedPageBreak/>
+              <w:t>mediante la Planilla Integrada de Liquidación de Aportes (PILA), con base en la normativa colombiana vigente.</w:t>
             </w:r>
           </w:p>
           <w:p>
@@ -2496,7 +2578,6 @@
           </w:p>
           <w:p>
             <w:r>
-              <w:lastRenderedPageBreak/>
               <w:t>Luego, se analizan los regímenes de afiliación y los porcentajes de cotización a salud, pensión y riesgos laborales, junto con los aportes parafiscales y las exoneraciones que la ley establece para las pequeñas empresas.</w:t>
             </w:r>
           </w:p>
@@ -3124,7 +3205,7 @@
                     </pic:cNvPicPr>
                   </pic:nvPicPr>
                   <pic:blipFill>
-                    <a:blip r:embed="rId12">
+                    <a:blip r:embed="rId14">
                       <a:extLst>
                         <a:ext uri="{28A0092B-C50C-407E-A947-70E740481C1C}">
                           <a14:useLocalDpi xmlns:a14="http://schemas.microsoft.com/office/drawing/2010/main" val="0"/>
@@ -9492,203 +9573,95 @@
           </w:tcPr>
           <w:p>
             <w:r>
-              <w:t>HOMBRE</w:t>
-            </w:r>
-            <w:r>
-              <w:t>: t</w:t>
-            </w:r>
-            <w:r>
-              <w:t xml:space="preserve">ipos de Planilla Integrada de Liquidación de Aportes – PILA. </w:t>
+              <w:t xml:space="preserve">HOMBRE: tipos de Planilla Integrada de Liquidación de Aportes – PILA. </w:t>
             </w:r>
           </w:p>
           <w:p>
             <w:r>
-              <w:t>HOMBRE</w:t>
-            </w:r>
-            <w:r>
-              <w:t>: b</w:t>
-            </w:r>
-            <w:r>
-              <w:t xml:space="preserve">ienvenidos a este espacio de aprendizaje sobre los tipos de Planilla Integrada de Liquidación de Aportes, conocida como PILA, herramienta utilizada en Colombia para liquidar y pagar los aportes al Sistema de Seguridad Social Integral. </w:t>
+              <w:t xml:space="preserve">HOMBRE: bienvenidos a este espacio de aprendizaje sobre los tipos de Planilla Integrada de Liquidación de Aportes, conocida como PILA, herramienta utilizada en Colombia para liquidar y pagar los aportes al Sistema de Seguridad Social Integral. </w:t>
             </w:r>
           </w:p>
           <w:p>
             <w:r>
               <w:lastRenderedPageBreak/>
-              <w:t>MUJER</w:t>
-            </w:r>
-            <w:r>
-              <w:t>: a</w:t>
-            </w:r>
-            <w:r>
-              <w:t xml:space="preserve"> través de la PILA es posible realizar aportes a salud, pensión, riesgos laborales y parafiscales, de acuerdo con el tipo de cotizante, el vínculo laboral o contractual y las novedades que deban reportarse durante el período. </w:t>
+              <w:t xml:space="preserve">MUJER: a través de la PILA es posible realizar aportes a salud, pensión, riesgos laborales y parafiscales, de acuerdo con el tipo de cotizante, el vínculo laboral o contractual y las novedades que deban reportarse durante el período. </w:t>
             </w:r>
           </w:p>
           <w:p>
             <w:r>
-              <w:t>HOMBRE</w:t>
-            </w:r>
-            <w:r>
-              <w:t>: p</w:t>
-            </w:r>
-            <w:r>
-              <w:t xml:space="preserve">or eso, en este episodio conoceremos los principales tipos de planilla PILA utilizados en Colombia: E, T, Y, X, N, A y la planilla de anulación, entendiendo cuándo deben utilizarse y qué consecuencias puede generar una selección incorrecta. </w:t>
+              <w:t xml:space="preserve">HOMBRE: por eso, en este episodio conoceremos los principales tipos de planilla PILA utilizados en Colombia: E, T, Y, X, N, A y la planilla de anulación, entendiendo cuándo deben utilizarse y qué consecuencias puede generar una selección incorrecta. </w:t>
             </w:r>
           </w:p>
           <w:p>
             <w:r>
-              <w:t>MUJER</w:t>
-            </w:r>
-            <w:r>
-              <w:t>: a</w:t>
-            </w:r>
-            <w:r>
-              <w:t xml:space="preserve">ntes de seleccionar una planilla, es fundamental identificar quién realiza el aporte y cuál es su relación con el Sistema de Seguridad Social Integral. </w:t>
+              <w:t xml:space="preserve">MUJER: antes de seleccionar una planilla, es fundamental identificar quién realiza el aporte y cuál es su relación con el Sistema de Seguridad Social Integral. </w:t>
             </w:r>
           </w:p>
           <w:p>
             <w:r>
-              <w:t>HOMBRE</w:t>
-            </w:r>
-            <w:r>
-              <w:t>: n</w:t>
-            </w:r>
-            <w:r>
-              <w:t xml:space="preserve">o es lo mismo liquidar aportes para una empresa con trabajadores dependientes que para un contratista independiente, un cotizante voluntario o una planilla que requiere corrección. </w:t>
+              <w:t xml:space="preserve">HOMBRE: no es lo mismo liquidar aportes para una empresa con trabajadores dependientes que para un contratista independiente, un cotizante voluntario o una planilla que requiere corrección. </w:t>
             </w:r>
           </w:p>
           <w:p>
             <w:r>
-              <w:t>MUJER</w:t>
-            </w:r>
-            <w:r>
-              <w:t>: p</w:t>
-            </w:r>
-            <w:r>
-              <w:t xml:space="preserve">recisamente, los tipos de planilla permiten organizar la información según la situación del cotizante, el período reportado y la obligación que se debe cumplir. </w:t>
+              <w:t xml:space="preserve">MUJER: precisamente, los tipos de planilla permiten organizar la información según la situación del cotizante, el período reportado y la obligación que se debe cumplir. </w:t>
             </w:r>
           </w:p>
           <w:p>
             <w:r>
-              <w:t>HOMBRE</w:t>
-            </w:r>
-            <w:r>
-              <w:t>: l</w:t>
-            </w:r>
-            <w:r>
-              <w:t xml:space="preserve">a planilla tipo E, denominada empleador, se utiliza cuando una empresa o persona natural tiene trabajadores dependientes vinculados mediante contrato laboral. Esta planilla permite reportar novedades como ingresos, retiros, incapacidades, licencias y variaciones salariales relacionadas con los trabajadores durante el período de cotización. </w:t>
+              <w:t xml:space="preserve">HOMBRE: la planilla tipo E, denominada empleador, se utiliza cuando una empresa o persona natural tiene trabajadores dependientes vinculados mediante contrato laboral. Esta planilla permite reportar novedades como ingresos, retiros, incapacidades, licencias y variaciones salariales relacionadas con los trabajadores durante el período de cotización. </w:t>
             </w:r>
           </w:p>
           <w:p>
             <w:r>
               <w:lastRenderedPageBreak/>
-              <w:t>MUJER</w:t>
-            </w:r>
-            <w:r>
-              <w:t>: l</w:t>
-            </w:r>
-            <w:r>
-              <w:t xml:space="preserve">a planilla tipo T aplica para trabajadores independientes con contrato de prestación de servicios igual o superior a un mes. En este caso, el Ingreso Base de Cotización corresponde generalmente al cuarenta por ciento del valor mensualizado del contrato, según las disposiciones vigentes. </w:t>
+              <w:t xml:space="preserve">MUJER: la planilla tipo T aplica para trabajadores independientes con contrato de prestación de servicios igual o superior a un mes. En este caso, el Ingreso Base de Cotización corresponde generalmente al cuarenta por ciento del valor mensualizado del contrato, según las disposiciones vigentes. </w:t>
             </w:r>
           </w:p>
           <w:p>
             <w:r>
-              <w:t>HOMBRE</w:t>
-            </w:r>
-            <w:r>
-              <w:t>: l</w:t>
-            </w:r>
-            <w:r>
-              <w:t xml:space="preserve">a planilla tipo Y se utiliza para trabajadores independientes sin contrato formal, como comerciantes, rentistas o profesionales liberales que realizan sus aportes directamente con base en sus ingresos. </w:t>
+              <w:t xml:space="preserve">HOMBRE: la planilla tipo Y se utiliza para trabajadores independientes sin contrato formal, como comerciantes, rentistas o profesionales liberales que realizan sus aportes directamente con base en sus ingresos. </w:t>
             </w:r>
           </w:p>
           <w:p>
             <w:r>
-              <w:t>MUJER</w:t>
-            </w:r>
-            <w:r>
-              <w:t>: p</w:t>
-            </w:r>
-            <w:r>
-              <w:t xml:space="preserve">or su parte, la planilla tipo X corresponde al cotizante voluntario. Se utiliza cuando una persona desea mantener su afiliación al sistema de salud sin tener un vínculo laboral activo. </w:t>
+              <w:t xml:space="preserve">MUJER: por su parte, la planilla tipo X corresponde al cotizante voluntario. Se utiliza cuando una persona desea mantener su afiliación al sistema de salud sin tener un vínculo laboral activo. </w:t>
             </w:r>
           </w:p>
           <w:p>
             <w:r>
-              <w:t>HOMBRE</w:t>
-            </w:r>
-            <w:r>
-              <w:t>: l</w:t>
-            </w:r>
-            <w:r>
-              <w:t xml:space="preserve">a planilla tipo N está dirigida a empleadores nuevos que realizan su primer pago y aún no cuentan con historial dentro del sistema. </w:t>
+              <w:t xml:space="preserve">HOMBRE: la planilla tipo N está dirigida a empleadores nuevos que realizan su primer pago y aún no cuentan con historial dentro del sistema. </w:t>
             </w:r>
           </w:p>
           <w:p>
             <w:r>
-              <w:t>MUJER</w:t>
-            </w:r>
-            <w:r>
-              <w:t>: m</w:t>
-            </w:r>
-            <w:r>
-              <w:t xml:space="preserve">ientras tanto, la planilla tipo A se utiliza para realizar correcciones sobre una planilla ya transmitida, siempre que los ajustes no modifiquen aspectos fundamentales de la liquidación. </w:t>
+              <w:t xml:space="preserve">MUJER: mientras tanto, la planilla tipo A se utiliza para realizar correcciones sobre una planilla ya transmitida, siempre que los ajustes no modifiquen aspectos fundamentales de la liquidación. </w:t>
             </w:r>
           </w:p>
           <w:p>
             <w:r>
-              <w:t>HOMBRE</w:t>
-            </w:r>
-            <w:r>
-              <w:t>: t</w:t>
-            </w:r>
-            <w:r>
-              <w:t xml:space="preserve">ambién existe la planilla de anulación, utilizada para dejar sin efecto una planilla incorrecta, siempre que se cumplan los requisitos y plazos establecidos por la normativa y el operador de información. </w:t>
+              <w:t xml:space="preserve">HOMBRE: también existe la planilla de anulación, utilizada para dejar sin efecto una planilla incorrecta, siempre que se cumplan los requisitos y plazos establecidos por la normativa y el operador de información. </w:t>
             </w:r>
           </w:p>
           <w:p>
             <w:r>
-              <w:t>MUJER</w:t>
-            </w:r>
-            <w:r>
-              <w:t>: e</w:t>
-            </w:r>
-            <w:r>
-              <w:t xml:space="preserve">legir correctamente la planilla PILA facilita el registro adecuado de los aportes y reduce riesgos de inconsistencias ante las entidades del Sistema de Seguridad Social Integral. </w:t>
+              <w:t xml:space="preserve">MUJER: elegir correctamente la planilla PILA facilita el registro adecuado de los aportes y reduce riesgos de inconsistencias ante las entidades del Sistema de Seguridad Social Integral. </w:t>
             </w:r>
           </w:p>
           <w:p>
             <w:r>
               <w:lastRenderedPageBreak/>
-              <w:t>HOMBRE</w:t>
-            </w:r>
-            <w:r>
-              <w:t>: p</w:t>
-            </w:r>
-            <w:r>
-              <w:t xml:space="preserve">or eso, antes de liquidar aportes, es importante verificar tres aspectos fundamentales: quién cotiza, cuál es su vínculo con el sistema y qué novedad se desea reportar. </w:t>
+              <w:t xml:space="preserve">HOMBRE: por eso, antes de liquidar aportes, es importante verificar tres aspectos fundamentales: quién cotiza, cuál es su vínculo con el sistema y qué novedad se desea reportar. </w:t>
             </w:r>
           </w:p>
           <w:p>
             <w:r>
-              <w:t>MUJER</w:t>
-            </w:r>
-            <w:r>
-              <w:t>: u</w:t>
-            </w:r>
-            <w:r>
-              <w:t xml:space="preserve">na selección adecuada protege al cotizante, facilita el cumplimiento de las obligaciones y disminuye riesgos relacionados con errores, sanciones o pagos posteriores. </w:t>
+              <w:t xml:space="preserve">MUJER: una selección adecuada protege al cotizante, facilita el cumplimiento de las obligaciones y disminuye riesgos relacionados con errores, sanciones o pagos posteriores. </w:t>
             </w:r>
           </w:p>
           <w:p>
             <w:r>
-              <w:t>HOMBRE</w:t>
-            </w:r>
-            <w:r>
-              <w:t>: g</w:t>
-            </w:r>
-            <w:r>
-              <w:t xml:space="preserve">racias por su compañía. Nos escuchamos en un próximo episodio. </w:t>
+              <w:t xml:space="preserve">HOMBRE: gracias por su compañía. Nos escuchamos en un próximo episodio. </w:t>
             </w:r>
           </w:p>
         </w:tc>
@@ -12510,10 +12483,10 @@
                     <pic:cNvPicPr/>
                   </pic:nvPicPr>
                   <pic:blipFill>
-                    <a:blip r:embed="rId13">
+                    <a:blip r:embed="rId15">
                       <a:extLst>
                         <a:ext uri="{96DAC541-7B7A-43D3-8B79-37D633B846F1}">
-                          <asvg:svgBlip xmlns:asvg="http://schemas.microsoft.com/office/drawing/2016/SVG/main" r:embed="rId14"/>
+                          <asvg:svgBlip xmlns:asvg="http://schemas.microsoft.com/office/drawing/2016/SVG/main" r:embed="rId16"/>
                         </a:ext>
                       </a:extLst>
                     </a:blip>
@@ -13240,8 +13213,8 @@
       </w:pPr>
     </w:p>
     <w:sectPr>
-      <w:headerReference w:type="default" r:id="rId15"/>
-      <w:footerReference w:type="default" r:id="rId16"/>
+      <w:headerReference w:type="default" r:id="rId17"/>
+      <w:footerReference w:type="default" r:id="rId18"/>
       <w:pgSz w:w="12240" w:h="15840"/>
       <w:pgMar w:top="1701" w:right="1134" w:bottom="1134" w:left="1134" w:header="709" w:footer="737" w:gutter="0"/>
       <w:pgNumType w:start="1"/>
@@ -18800,30 +18773,6 @@
 </file>
 
 <file path=customXml/item1.xml><?xml version="1.0" encoding="utf-8"?>
-<p:properties xmlns:p="http://schemas.microsoft.com/office/2006/metadata/properties" xmlns:xsi="http://www.w3.org/2001/XMLSchema-instance" xmlns:pc="http://schemas.microsoft.com/office/infopath/2007/PartnerControls">
-  <documentManagement>
-    <TaxCatchAll xmlns="13c90a0b-73bc-4dc0-be5f-28d77b615beb" xsi:nil="true"/>
-    <lcf76f155ced4ddcb4097134ff3c332f xmlns="13c93bba-48ce-428c-bfe5-88b42c19b028">
-      <Terms xmlns="http://schemas.microsoft.com/office/infopath/2007/PartnerControls"/>
-    </lcf76f155ced4ddcb4097134ff3c332f>
-  </documentManagement>
-</p:properties>
-</file>
-
-<file path=customXml/item2.xml><?xml version="1.0" encoding="utf-8"?>
-<?mso-contentType ?>
-<FormTemplates xmlns="http://schemas.microsoft.com/sharepoint/v3/contenttype/forms">
-  <Display>DocumentLibraryForm</Display>
-  <Edit>DocumentLibraryForm</Edit>
-  <New>DocumentLibraryForm</New>
-</FormTemplates>
-</file>
-
-<file path=customXml/item3.xml><?xml version="1.0" encoding="utf-8"?>
-<b:Sources xmlns:b="http://schemas.openxmlformats.org/officeDocument/2006/bibliography" xmlns="http://schemas.openxmlformats.org/officeDocument/2006/bibliography" SelectedStyle="\APASixthEditionOfficeOnline.xsl" StyleName="APA" Version="6"/>
-</file>
-
-<file path=customXml/item4.xml><?xml version="1.0" encoding="utf-8"?>
 <ct:contentTypeSchema xmlns:ct="http://schemas.microsoft.com/office/2006/metadata/contentType" xmlns:ma="http://schemas.microsoft.com/office/2006/metadata/properties/metaAttributes" ct:_="" ma:_="" ma:contentTypeName="Documento" ma:contentTypeID="0x0101006A81D6BD42E8DF4C91013959704817E1" ma:contentTypeVersion="15" ma:contentTypeDescription="Crear nuevo documento." ma:contentTypeScope="" ma:versionID="bf4f72ffd194f0963ff564daca6869f7">
   <xsd:schema xmlns:xsd="http://www.w3.org/2001/XMLSchema" xmlns:xs="http://www.w3.org/2001/XMLSchema" xmlns:p="http://schemas.microsoft.com/office/2006/metadata/properties" xmlns:ns2="13c90a0b-73bc-4dc0-be5f-28d77b615beb" xmlns:ns3="13c93bba-48ce-428c-bfe5-88b42c19b028" targetNamespace="http://schemas.microsoft.com/office/2006/metadata/properties" ma:root="true" ma:fieldsID="8718d6f4873a5b1392a45044efa78385" ns2:_="" ns3:_="">
     <xsd:import namespace="13c90a0b-73bc-4dc0-be5f-28d77b615beb"/>
@@ -19058,34 +19007,31 @@
 </ct:contentTypeSchema>
 </file>
 
-<file path=customXml/itemProps1.xml><?xml version="1.0" encoding="utf-8"?>
-<ds:datastoreItem xmlns:ds="http://schemas.openxmlformats.org/officeDocument/2006/customXml" ds:itemID="{1279454D-02BE-4A9C-A117-DCD1573E2608}">
-  <ds:schemaRefs>
-    <ds:schemaRef ds:uri="http://schemas.microsoft.com/office/2006/metadata/properties"/>
-    <ds:schemaRef ds:uri="http://schemas.microsoft.com/office/infopath/2007/PartnerControls"/>
-    <ds:schemaRef ds:uri="13c90a0b-73bc-4dc0-be5f-28d77b615beb"/>
-    <ds:schemaRef ds:uri="13c93bba-48ce-428c-bfe5-88b42c19b028"/>
-  </ds:schemaRefs>
-</ds:datastoreItem>
+<file path=customXml/item2.xml><?xml version="1.0" encoding="utf-8"?>
+<b:Sources xmlns:b="http://schemas.openxmlformats.org/officeDocument/2006/bibliography" xmlns="http://schemas.openxmlformats.org/officeDocument/2006/bibliography" SelectedStyle="\APASixthEditionOfficeOnline.xsl" StyleName="APA" Version="6"/>
 </file>
 
-<file path=customXml/itemProps2.xml><?xml version="1.0" encoding="utf-8"?>
-<ds:datastoreItem xmlns:ds="http://schemas.openxmlformats.org/officeDocument/2006/customXml" ds:itemID="{10663269-2064-4804-8290-36D4A57F5557}">
-  <ds:schemaRefs>
-    <ds:schemaRef ds:uri="http://schemas.microsoft.com/sharepoint/v3/contenttype/forms"/>
-  </ds:schemaRefs>
-</ds:datastoreItem>
+<file path=customXml/item3.xml><?xml version="1.0" encoding="utf-8"?>
+<?mso-contentType ?>
+<FormTemplates xmlns="http://schemas.microsoft.com/sharepoint/v3/contenttype/forms">
+  <Display>DocumentLibraryForm</Display>
+  <Edit>DocumentLibraryForm</Edit>
+  <New>DocumentLibraryForm</New>
+</FormTemplates>
 </file>
 
-<file path=customXml/itemProps3.xml><?xml version="1.0" encoding="utf-8"?>
-<ds:datastoreItem xmlns:ds="http://schemas.openxmlformats.org/officeDocument/2006/customXml" ds:itemID="{EAE431FD-7059-4C09-804B-C9D69EB7B213}">
-  <ds:schemaRefs>
-    <ds:schemaRef ds:uri="http://schemas.openxmlformats.org/officeDocument/2006/bibliography"/>
-  </ds:schemaRefs>
-</ds:datastoreItem>
+<file path=customXml/item4.xml><?xml version="1.0" encoding="utf-8"?>
+<p:properties xmlns:p="http://schemas.microsoft.com/office/2006/metadata/properties" xmlns:xsi="http://www.w3.org/2001/XMLSchema-instance" xmlns:pc="http://schemas.microsoft.com/office/infopath/2007/PartnerControls">
+  <documentManagement>
+    <TaxCatchAll xmlns="13c90a0b-73bc-4dc0-be5f-28d77b615beb" xsi:nil="true"/>
+    <lcf76f155ced4ddcb4097134ff3c332f xmlns="13c93bba-48ce-428c-bfe5-88b42c19b028">
+      <Terms xmlns="http://schemas.microsoft.com/office/infopath/2007/PartnerControls"/>
+    </lcf76f155ced4ddcb4097134ff3c332f>
+  </documentManagement>
+</p:properties>
 </file>
 
-<file path=customXml/itemProps4.xml><?xml version="1.0" encoding="utf-8"?>
+<file path=customXml/itemProps1.xml><?xml version="1.0" encoding="utf-8"?>
 <ds:datastoreItem xmlns:ds="http://schemas.openxmlformats.org/officeDocument/2006/customXml" ds:itemID="{59065960-E0CA-4804-83B5-320CBCDCC160}">
   <ds:schemaRefs>
     <ds:schemaRef ds:uri="http://schemas.microsoft.com/office/2006/metadata/contentType"/>
@@ -19102,4 +19048,31 @@
     <ds:schemaRef ds:uri="http://schemas.microsoft.com/internal/obd"/>
   </ds:schemaRefs>
 </ds:datastoreItem>
+</file>
+
+<file path=customXml/itemProps2.xml><?xml version="1.0" encoding="utf-8"?>
+<ds:datastoreItem xmlns:ds="http://schemas.openxmlformats.org/officeDocument/2006/customXml" ds:itemID="{EAE431FD-7059-4C09-804B-C9D69EB7B213}">
+  <ds:schemaRefs>
+    <ds:schemaRef ds:uri="http://schemas.openxmlformats.org/officeDocument/2006/bibliography"/>
+  </ds:schemaRefs>
+</ds:datastoreItem>
+</file>
+
+<file path=customXml/itemProps3.xml><?xml version="1.0" encoding="utf-8"?>
+<ds:datastoreItem xmlns:ds="http://schemas.openxmlformats.org/officeDocument/2006/customXml" ds:itemID="{10663269-2064-4804-8290-36D4A57F5557}">
+  <ds:schemaRefs>
+    <ds:schemaRef ds:uri="http://schemas.microsoft.com/sharepoint/v3/contenttype/forms"/>
+  </ds:schemaRefs>
+</ds:datastoreItem>
+</file>
+
+<file path=customXml/itemProps4.xml><?xml version="1.0" encoding="utf-8"?>
+<ds:datastoreItem xmlns:ds="http://schemas.openxmlformats.org/officeDocument/2006/customXml" ds:itemID="{1279454D-02BE-4A9C-A117-DCD1573E2608}">
+  <ds:schemaRefs>
+    <ds:schemaRef ds:uri="http://schemas.microsoft.com/office/2006/metadata/properties"/>
+    <ds:schemaRef ds:uri="http://schemas.microsoft.com/office/infopath/2007/PartnerControls"/>
+    <ds:schemaRef ds:uri="13c90a0b-73bc-4dc0-be5f-28d77b615beb"/>
+    <ds:schemaRef ds:uri="13c93bba-48ce-428c-bfe5-88b42c19b028"/>
+  </ds:schemaRefs>
+</ds:datastoreItem>
 </file>